--- a/public/downloads/process-briefs/csocd-prose-brief.docx
+++ b/public/downloads/process-briefs/csocd-prose-brief.docx
@@ -93,7 +93,7 @@
           <w:i w:val="0"/>
           <w:sz w:val="22"/>
         </w:rPr>
-        <w:t>27 August 2026</w:t>
+        <w:t>28 August 2026</w:t>
       </w:r>
     </w:p>
     <w:p>
@@ -231,6 +231,46 @@
             <w:color w:val="0563C1"/>
             <w:u w:val="single"/>
           </w:rPr>
+          <w:t>CSocD65 priority theme and Bureau</w:t>
+        </w:r>
+      </w:hyperlink>
+      <w:r>
+        <w:rPr>
+          <w:rFonts w:ascii="Times New Roman" w:hAnsi="Times New Roman" w:eastAsia="Times New Roman"/>
+          <w:b/>
+          <w:i w:val="0"/>
+          <w:sz w:val="22"/>
+        </w:rPr>
+        <w:t xml:space="preserve"> — Published for 2027</w:t>
+      </w:r>
+      <w:r>
+        <w:rPr>
+          <w:rFonts w:ascii="Times New Roman" w:hAnsi="Times New Roman" w:eastAsia="Times New Roman"/>
+          <w:b w:val="0"/>
+          <w:i w:val="0"/>
+          <w:sz w:val="22"/>
+        </w:rPr>
+        <w:t>. The priority theme is intergenerational approaches to social development and implementation of the Copenhagen and Doha commitments towards 2030 and beyond. Stefano Guerra of Portugal is the current Chair; the official page lists the full Bureau. The Chair’s role should not be confused with sponsorship of a specific resolution.</w:t>
+      </w:r>
+      <w:r>
+        <w:rPr>
+          <w:rFonts w:ascii="Times New Roman" w:hAnsi="Times New Roman" w:eastAsia="Times New Roman"/>
+          <w:b w:val="0"/>
+          <w:i/>
+          <w:sz w:val="22"/>
+        </w:rPr>
+        <w:t xml:space="preserve"> Status: Official 2027 information.</w:t>
+      </w:r>
+    </w:p>
+    <w:p>
+      <w:hyperlink r:id="rId10">
+        <w:r>
+          <w:rPr>
+            <w:rFonts w:ascii="Times New Roman" w:hAnsi="Times New Roman" w:eastAsia="Times New Roman"/>
+            <w:sz w:val="22"/>
+            <w:color w:val="0563C1"/>
+            <w:u w:val="single"/>
+          </w:rPr>
           <w:t>Policies and programmes involving youth</w:t>
         </w:r>
       </w:hyperlink>
@@ -263,7 +303,7 @@
       </w:r>
     </w:p>
     <w:p>
-      <w:hyperlink r:id="rId9">
+      <w:hyperlink r:id="rId10">
         <w:r>
           <w:rPr>
             <w:rFonts w:ascii="Times New Roman" w:hAnsi="Times New Roman" w:eastAsia="Times New Roman"/>
@@ -303,7 +343,7 @@
       </w:r>
     </w:p>
     <w:p>
-      <w:hyperlink r:id="rId10">
+      <w:hyperlink r:id="rId9">
         <w:r>
           <w:rPr>
             <w:rFonts w:ascii="Times New Roman" w:hAnsi="Times New Roman" w:eastAsia="Times New Roman"/>
@@ -556,75 +596,6 @@
           <w:i w:val="0"/>
           <w:sz w:val="22"/>
         </w:rPr>
-        <w:t xml:space="preserve">CSocD youth-resolution zero-draft input — 2027-01-17 to 2027-01-17: </w:t>
-      </w:r>
-      <w:r>
-        <w:rPr>
-          <w:rFonts w:ascii="Times New Roman" w:hAnsi="Times New Roman" w:eastAsia="Times New Roman"/>
-          <w:b w:val="0"/>
-          <w:i w:val="0"/>
-          <w:sz w:val="22"/>
-        </w:rPr>
-        <w:t>Austrian UN Youth Delegates sent comments on the CSocD63 resolution on policies and programmes involving youth to the officials coordinating Austria’s position on 17 January 2025. The exact draft-circulation and internal-deadline dates were not recovered and are therefore not projected. Status: recent cycle.</w:t>
-      </w:r>
-    </w:p>
-    <w:p>
-      <w:pPr>
-        <w:pStyle w:val="ListBullet"/>
-      </w:pPr>
-      <w:r>
-        <w:rPr>
-          <w:rFonts w:ascii="Times New Roman" w:hAnsi="Times New Roman" w:eastAsia="Times New Roman"/>
-          <w:b/>
-          <w:i w:val="0"/>
-          <w:sz w:val="22"/>
-        </w:rPr>
-        <w:t xml:space="preserve">Vice-Chair process exchange — 2027-01-24 to 2027-01-24: </w:t>
-      </w:r>
-      <w:r>
-        <w:rPr>
-          <w:rFonts w:ascii="Times New Roman" w:hAnsi="Times New Roman" w:eastAsia="Times New Roman"/>
-          <w:b w:val="0"/>
-          <w:i w:val="0"/>
-          <w:sz w:val="22"/>
-        </w:rPr>
-        <w:t>On 24 January 2025, UN Youth Delegates met the Austrian CSocD63 Vice-Chair to discuss the state of negotiations and routes for youth input. This is a documented precedent, not a recurring formal deadline. Status: recent cycle.</w:t>
-      </w:r>
-    </w:p>
-    <w:p>
-      <w:pPr>
-        <w:pStyle w:val="ListBullet"/>
-      </w:pPr>
-      <w:r>
-        <w:rPr>
-          <w:rFonts w:ascii="Times New Roman" w:hAnsi="Times New Roman" w:eastAsia="Times New Roman"/>
-          <w:b/>
-          <w:i w:val="0"/>
-          <w:sz w:val="22"/>
-        </w:rPr>
-        <w:t xml:space="preserve">Chair exchange — 2027-02-10 to 2027-02-10: </w:t>
-      </w:r>
-      <w:r>
-        <w:rPr>
-          <w:rFonts w:ascii="Times New Roman" w:hAnsi="Times New Roman" w:eastAsia="Times New Roman"/>
-          <w:b w:val="0"/>
-          <w:i w:val="0"/>
-          <w:sz w:val="22"/>
-        </w:rPr>
-        <w:t>On 10 February 2025, UN Youth Delegates held a hybrid exchange with the CSocD63 Chair on earlier and more structured participation in the Commission’s work. Status: recent cycle.</w:t>
-      </w:r>
-    </w:p>
-    <w:p>
-      <w:pPr>
-        <w:pStyle w:val="ListBullet"/>
-      </w:pPr>
-      <w:r>
-        <w:rPr>
-          <w:rFonts w:ascii="Times New Roman" w:hAnsi="Times New Roman" w:eastAsia="Times New Roman"/>
-          <w:b/>
-          <w:i w:val="0"/>
-          <w:sz w:val="22"/>
-        </w:rPr>
         <w:t xml:space="preserve">CSocD65 — 2027-02-01 to 2027-02-10: </w:t>
       </w:r>
       <w:r>
@@ -635,6 +606,96 @@
           <w:sz w:val="22"/>
         </w:rPr>
         <w:t>Official session dates. Status: official.</w:t>
+      </w:r>
+    </w:p>
+    <w:p>
+      <w:pPr>
+        <w:pStyle w:val="Heading2"/>
+      </w:pPr>
+      <w:r>
+        <w:t>2027 file watch</w:t>
+      </w:r>
+    </w:p>
+    <w:p>
+      <w:r>
+        <w:rPr>
+          <w:rFonts w:ascii="Times New Roman" w:hAnsi="Times New Roman" w:eastAsia="Times New Roman"/>
+          <w:b/>
+          <w:i w:val="0"/>
+          <w:sz w:val="22"/>
+        </w:rPr>
+        <w:t xml:space="preserve">Published: </w:t>
+      </w:r>
+      <w:r>
+        <w:rPr>
+          <w:rFonts w:ascii="Times New Roman" w:hAnsi="Times New Roman" w:eastAsia="Times New Roman"/>
+          <w:b w:val="0"/>
+          <w:i w:val="0"/>
+          <w:sz w:val="22"/>
+        </w:rPr>
+        <w:t>Official dates, the priority theme and the current Bureau are public.</w:t>
+      </w:r>
+    </w:p>
+    <w:p>
+      <w:r>
+        <w:rPr>
+          <w:rFonts w:ascii="Times New Roman" w:hAnsi="Times New Roman" w:eastAsia="Times New Roman"/>
+          <w:b/>
+          <w:i w:val="0"/>
+          <w:sz w:val="22"/>
+        </w:rPr>
+        <w:t xml:space="preserve">Expected next: </w:t>
+      </w:r>
+      <w:r>
+        <w:rPr>
+          <w:rFonts w:ascii="Times New Roman" w:hAnsi="Times New Roman" w:eastAsia="Times New Roman"/>
+          <w:b w:val="0"/>
+          <w:i w:val="0"/>
+          <w:sz w:val="22"/>
+        </w:rPr>
+        <w:t>The biennial youth report, youth-resolution draft and proposed organization of work.</w:t>
+      </w:r>
+    </w:p>
+    <w:p>
+      <w:r>
+        <w:rPr>
+          <w:rFonts w:ascii="Times New Roman" w:hAnsi="Times New Roman" w:eastAsia="Times New Roman"/>
+          <w:b/>
+          <w:i w:val="0"/>
+          <w:sz w:val="22"/>
+        </w:rPr>
+        <w:t xml:space="preserve">Official page: </w:t>
+      </w:r>
+      <w:hyperlink r:id="rId9">
+        <w:r>
+          <w:rPr>
+            <w:rFonts w:ascii="Times New Roman" w:hAnsi="Times New Roman" w:eastAsia="Times New Roman"/>
+            <w:sz w:val="22"/>
+            <w:color w:val="0563C1"/>
+            <w:u w:val="single"/>
+          </w:rPr>
+          <w:t>CSocD65 official page</w:t>
+        </w:r>
+      </w:hyperlink>
+    </w:p>
+    <w:p>
+      <w:r>
+        <w:rPr>
+          <w:rFonts w:ascii="Times New Roman" w:hAnsi="Times New Roman" w:eastAsia="Times New Roman"/>
+          <w:b/>
+          <w:i w:val="0"/>
+          <w:sz w:val="22"/>
+        </w:rPr>
+        <w:t xml:space="preserve">Practical route: </w:t>
+      </w:r>
+      <w:r>
+        <w:rPr>
+          <w:rFonts w:ascii="Times New Roman" w:hAnsi="Times New Roman" w:eastAsia="Times New Roman"/>
+          <w:b w:val="0"/>
+          <w:i w:val="0"/>
+          <w:sz w:val="22"/>
+        </w:rPr>
+        <w:t>Ask your country’s Permanent Mission in New York for the live youth-resolution draft and its internal deadline.</w:t>
       </w:r>
     </w:p>
     <w:p>
@@ -671,6 +732,20 @@
       </w:pPr>
       <w:r>
         <w:t>Watch for</w:t>
+      </w:r>
+    </w:p>
+    <w:p>
+      <w:pPr>
+        <w:pStyle w:val="ListBullet"/>
+      </w:pPr>
+      <w:r>
+        <w:rPr>
+          <w:rFonts w:ascii="Times New Roman" w:hAnsi="Times New Roman" w:eastAsia="Times New Roman"/>
+          <w:b w:val="0"/>
+          <w:i w:val="0"/>
+          <w:sz w:val="22"/>
+        </w:rPr>
+        <w:t>The CSocD65 priority theme is intergenerational approaches to social development and implementation of the Copenhagen and Doha commitments towards 2030 and beyond. Stefano Guerra of Portugal is the current Chair; the official page lists the full Bureau.</w:t>
       </w:r>
     </w:p>
     <w:p>
@@ -848,7 +923,7 @@
         </w:rPr>
         <w:t xml:space="preserve">From November — </w:t>
       </w:r>
-      <w:hyperlink r:id="rId10">
+      <w:hyperlink r:id="rId9">
         <w:r>
           <w:rPr>
             <w:rFonts w:ascii="Times New Roman" w:hAnsi="Times New Roman" w:eastAsia="Times New Roman"/>
@@ -866,7 +941,7 @@
           <w:i w:val="0"/>
           <w:sz w:val="22"/>
         </w:rPr>
-        <w:t>: These documents identify the priority theme, emerging issue, Secretary-General reports, panels, Bureau and day-by-day session structure. Use them to name the exact file when contacting your country’s Permanent Mission in New York.</w:t>
+        <w:t>: These documents identify the priority theme, emerging issue, Secretary-General reports, panels, Bureau and day-by-day session structure. When the organization of work appears, extract the current draft-proposal and speaker-list deadlines rather than relying on a previous session’s dates.</w:t>
       </w:r>
     </w:p>
     <w:p>
@@ -882,7 +957,7 @@
         </w:rPr>
         <w:t xml:space="preserve">Early January · odd years — </w:t>
       </w:r>
-      <w:hyperlink r:id="rId9">
+      <w:hyperlink r:id="rId10">
         <w:r>
           <w:rPr>
             <w:rFonts w:ascii="Times New Roman" w:hAnsi="Times New Roman" w:eastAsia="Times New Roman"/>
@@ -982,7 +1057,7 @@
         </w:rPr>
         <w:t xml:space="preserve">During the session — </w:t>
       </w:r>
-      <w:hyperlink r:id="rId10">
+      <w:hyperlink r:id="rId9">
         <w:r>
           <w:rPr>
             <w:rFonts w:ascii="Times New Roman" w:hAnsi="Times New Roman" w:eastAsia="Times New Roman"/>
@@ -1235,7 +1310,7 @@
       <w:pPr>
         <w:pStyle w:val="ListBullet"/>
       </w:pPr>
-      <w:hyperlink r:id="rId10">
+      <w:hyperlink r:id="rId9">
         <w:r>
           <w:rPr>
             <w:rFonts w:ascii="Times New Roman" w:hAnsi="Times New Roman" w:eastAsia="Times New Roman"/>
@@ -1267,7 +1342,7 @@
       <w:pPr>
         <w:pStyle w:val="ListBullet"/>
       </w:pPr>
-      <w:hyperlink r:id="rId9">
+      <w:hyperlink r:id="rId10">
         <w:r>
           <w:rPr>
             <w:rFonts w:ascii="Times New Roman" w:hAnsi="Times New Roman" w:eastAsia="Times New Roman"/>

--- a/public/downloads/process-briefs/csocd-prose-brief.docx
+++ b/public/downloads/process-briefs/csocd-prose-brief.docx
@@ -93,7 +93,7 @@
           <w:i w:val="0"/>
           <w:sz w:val="22"/>
         </w:rPr>
-        <w:t>28 August 2026</w:t>
+        <w:t>29 August 2026</w:t>
       </w:r>
     </w:p>
     <w:p>
@@ -231,46 +231,6 @@
             <w:color w:val="0563C1"/>
             <w:u w:val="single"/>
           </w:rPr>
-          <w:t>CSocD65 priority theme and Bureau</w:t>
-        </w:r>
-      </w:hyperlink>
-      <w:r>
-        <w:rPr>
-          <w:rFonts w:ascii="Times New Roman" w:hAnsi="Times New Roman" w:eastAsia="Times New Roman"/>
-          <w:b/>
-          <w:i w:val="0"/>
-          <w:sz w:val="22"/>
-        </w:rPr>
-        <w:t xml:space="preserve"> — Published for 2027</w:t>
-      </w:r>
-      <w:r>
-        <w:rPr>
-          <w:rFonts w:ascii="Times New Roman" w:hAnsi="Times New Roman" w:eastAsia="Times New Roman"/>
-          <w:b w:val="0"/>
-          <w:i w:val="0"/>
-          <w:sz w:val="22"/>
-        </w:rPr>
-        <w:t>. The priority theme is intergenerational approaches to social development and implementation of the Copenhagen and Doha commitments towards 2030 and beyond. Stefano Guerra of Portugal is the current Chair; the official page lists the full Bureau. The Chair’s role should not be confused with sponsorship of a specific resolution.</w:t>
-      </w:r>
-      <w:r>
-        <w:rPr>
-          <w:rFonts w:ascii="Times New Roman" w:hAnsi="Times New Roman" w:eastAsia="Times New Roman"/>
-          <w:b w:val="0"/>
-          <w:i/>
-          <w:sz w:val="22"/>
-        </w:rPr>
-        <w:t xml:space="preserve"> Status: Official 2027 information.</w:t>
-      </w:r>
-    </w:p>
-    <w:p>
-      <w:hyperlink r:id="rId10">
-        <w:r>
-          <w:rPr>
-            <w:rFonts w:ascii="Times New Roman" w:hAnsi="Times New Roman" w:eastAsia="Times New Roman"/>
-            <w:sz w:val="22"/>
-            <w:color w:val="0563C1"/>
-            <w:u w:val="single"/>
-          </w:rPr>
           <w:t>Policies and programmes involving youth</w:t>
         </w:r>
       </w:hyperlink>
@@ -303,7 +263,7 @@
       </w:r>
     </w:p>
     <w:p>
-      <w:hyperlink r:id="rId10">
+      <w:hyperlink r:id="rId9">
         <w:r>
           <w:rPr>
             <w:rFonts w:ascii="Times New Roman" w:hAnsi="Times New Roman" w:eastAsia="Times New Roman"/>
@@ -343,7 +303,7 @@
       </w:r>
     </w:p>
     <w:p>
-      <w:hyperlink r:id="rId9">
+      <w:hyperlink r:id="rId10">
         <w:r>
           <w:rPr>
             <w:rFonts w:ascii="Times New Roman" w:hAnsi="Times New Roman" w:eastAsia="Times New Roman"/>
@@ -596,6 +556,75 @@
           <w:i w:val="0"/>
           <w:sz w:val="22"/>
         </w:rPr>
+        <w:t xml:space="preserve">CSocD youth-resolution zero-draft input — 2027-01-17 to 2027-01-17: </w:t>
+      </w:r>
+      <w:r>
+        <w:rPr>
+          <w:rFonts w:ascii="Times New Roman" w:hAnsi="Times New Roman" w:eastAsia="Times New Roman"/>
+          <w:b w:val="0"/>
+          <w:i w:val="0"/>
+          <w:sz w:val="22"/>
+        </w:rPr>
+        <w:t>Austrian UN Youth Delegates sent comments on the CSocD63 resolution on policies and programmes involving youth to the officials coordinating Austria’s position on 17 January 2025. The exact draft-circulation and internal-deadline dates were not recovered and are therefore not projected. Status: recent cycle.</w:t>
+      </w:r>
+    </w:p>
+    <w:p>
+      <w:pPr>
+        <w:pStyle w:val="ListBullet"/>
+      </w:pPr>
+      <w:r>
+        <w:rPr>
+          <w:rFonts w:ascii="Times New Roman" w:hAnsi="Times New Roman" w:eastAsia="Times New Roman"/>
+          <w:b/>
+          <w:i w:val="0"/>
+          <w:sz w:val="22"/>
+        </w:rPr>
+        <w:t xml:space="preserve">Vice-Chair process exchange — 2027-01-24 to 2027-01-24: </w:t>
+      </w:r>
+      <w:r>
+        <w:rPr>
+          <w:rFonts w:ascii="Times New Roman" w:hAnsi="Times New Roman" w:eastAsia="Times New Roman"/>
+          <w:b w:val="0"/>
+          <w:i w:val="0"/>
+          <w:sz w:val="22"/>
+        </w:rPr>
+        <w:t>On 24 January 2025, UN Youth Delegates met the Austrian CSocD63 Vice-Chair to discuss the state of negotiations and routes for youth input. This is a documented precedent, not a recurring formal deadline. Status: recent cycle.</w:t>
+      </w:r>
+    </w:p>
+    <w:p>
+      <w:pPr>
+        <w:pStyle w:val="ListBullet"/>
+      </w:pPr>
+      <w:r>
+        <w:rPr>
+          <w:rFonts w:ascii="Times New Roman" w:hAnsi="Times New Roman" w:eastAsia="Times New Roman"/>
+          <w:b/>
+          <w:i w:val="0"/>
+          <w:sz w:val="22"/>
+        </w:rPr>
+        <w:t xml:space="preserve">Chair exchange — 2027-02-10 to 2027-02-10: </w:t>
+      </w:r>
+      <w:r>
+        <w:rPr>
+          <w:rFonts w:ascii="Times New Roman" w:hAnsi="Times New Roman" w:eastAsia="Times New Roman"/>
+          <w:b w:val="0"/>
+          <w:i w:val="0"/>
+          <w:sz w:val="22"/>
+        </w:rPr>
+        <w:t>On 10 February 2025, UN Youth Delegates held a hybrid exchange with the CSocD63 Chair on earlier and more structured participation in the Commission’s work. Status: recent cycle.</w:t>
+      </w:r>
+    </w:p>
+    <w:p>
+      <w:pPr>
+        <w:pStyle w:val="ListBullet"/>
+      </w:pPr>
+      <w:r>
+        <w:rPr>
+          <w:rFonts w:ascii="Times New Roman" w:hAnsi="Times New Roman" w:eastAsia="Times New Roman"/>
+          <w:b/>
+          <w:i w:val="0"/>
+          <w:sz w:val="22"/>
+        </w:rPr>
         <w:t xml:space="preserve">CSocD65 — 2027-02-01 to 2027-02-10: </w:t>
       </w:r>
       <w:r>
@@ -606,96 +635,6 @@
           <w:sz w:val="22"/>
         </w:rPr>
         <w:t>Official session dates. Status: official.</w:t>
-      </w:r>
-    </w:p>
-    <w:p>
-      <w:pPr>
-        <w:pStyle w:val="Heading2"/>
-      </w:pPr>
-      <w:r>
-        <w:t>2027 file watch</w:t>
-      </w:r>
-    </w:p>
-    <w:p>
-      <w:r>
-        <w:rPr>
-          <w:rFonts w:ascii="Times New Roman" w:hAnsi="Times New Roman" w:eastAsia="Times New Roman"/>
-          <w:b/>
-          <w:i w:val="0"/>
-          <w:sz w:val="22"/>
-        </w:rPr>
-        <w:t xml:space="preserve">Published: </w:t>
-      </w:r>
-      <w:r>
-        <w:rPr>
-          <w:rFonts w:ascii="Times New Roman" w:hAnsi="Times New Roman" w:eastAsia="Times New Roman"/>
-          <w:b w:val="0"/>
-          <w:i w:val="0"/>
-          <w:sz w:val="22"/>
-        </w:rPr>
-        <w:t>Official dates, the priority theme and the current Bureau are public.</w:t>
-      </w:r>
-    </w:p>
-    <w:p>
-      <w:r>
-        <w:rPr>
-          <w:rFonts w:ascii="Times New Roman" w:hAnsi="Times New Roman" w:eastAsia="Times New Roman"/>
-          <w:b/>
-          <w:i w:val="0"/>
-          <w:sz w:val="22"/>
-        </w:rPr>
-        <w:t xml:space="preserve">Expected next: </w:t>
-      </w:r>
-      <w:r>
-        <w:rPr>
-          <w:rFonts w:ascii="Times New Roman" w:hAnsi="Times New Roman" w:eastAsia="Times New Roman"/>
-          <w:b w:val="0"/>
-          <w:i w:val="0"/>
-          <w:sz w:val="22"/>
-        </w:rPr>
-        <w:t>The biennial youth report, youth-resolution draft and proposed organization of work.</w:t>
-      </w:r>
-    </w:p>
-    <w:p>
-      <w:r>
-        <w:rPr>
-          <w:rFonts w:ascii="Times New Roman" w:hAnsi="Times New Roman" w:eastAsia="Times New Roman"/>
-          <w:b/>
-          <w:i w:val="0"/>
-          <w:sz w:val="22"/>
-        </w:rPr>
-        <w:t xml:space="preserve">Official page: </w:t>
-      </w:r>
-      <w:hyperlink r:id="rId9">
-        <w:r>
-          <w:rPr>
-            <w:rFonts w:ascii="Times New Roman" w:hAnsi="Times New Roman" w:eastAsia="Times New Roman"/>
-            <w:sz w:val="22"/>
-            <w:color w:val="0563C1"/>
-            <w:u w:val="single"/>
-          </w:rPr>
-          <w:t>CSocD65 official page</w:t>
-        </w:r>
-      </w:hyperlink>
-    </w:p>
-    <w:p>
-      <w:r>
-        <w:rPr>
-          <w:rFonts w:ascii="Times New Roman" w:hAnsi="Times New Roman" w:eastAsia="Times New Roman"/>
-          <w:b/>
-          <w:i w:val="0"/>
-          <w:sz w:val="22"/>
-        </w:rPr>
-        <w:t xml:space="preserve">Practical route: </w:t>
-      </w:r>
-      <w:r>
-        <w:rPr>
-          <w:rFonts w:ascii="Times New Roman" w:hAnsi="Times New Roman" w:eastAsia="Times New Roman"/>
-          <w:b w:val="0"/>
-          <w:i w:val="0"/>
-          <w:sz w:val="22"/>
-        </w:rPr>
-        <w:t>Ask your country’s Permanent Mission in New York for the live youth-resolution draft and its internal deadline.</w:t>
       </w:r>
     </w:p>
     <w:p>
@@ -732,20 +671,6 @@
       </w:pPr>
       <w:r>
         <w:t>Watch for</w:t>
-      </w:r>
-    </w:p>
-    <w:p>
-      <w:pPr>
-        <w:pStyle w:val="ListBullet"/>
-      </w:pPr>
-      <w:r>
-        <w:rPr>
-          <w:rFonts w:ascii="Times New Roman" w:hAnsi="Times New Roman" w:eastAsia="Times New Roman"/>
-          <w:b w:val="0"/>
-          <w:i w:val="0"/>
-          <w:sz w:val="22"/>
-        </w:rPr>
-        <w:t>The CSocD65 priority theme is intergenerational approaches to social development and implementation of the Copenhagen and Doha commitments towards 2030 and beyond. Stefano Guerra of Portugal is the current Chair; the official page lists the full Bureau.</w:t>
       </w:r>
     </w:p>
     <w:p>
@@ -923,7 +848,7 @@
         </w:rPr>
         <w:t xml:space="preserve">From November — </w:t>
       </w:r>
-      <w:hyperlink r:id="rId9">
+      <w:hyperlink r:id="rId10">
         <w:r>
           <w:rPr>
             <w:rFonts w:ascii="Times New Roman" w:hAnsi="Times New Roman" w:eastAsia="Times New Roman"/>
@@ -941,7 +866,7 @@
           <w:i w:val="0"/>
           <w:sz w:val="22"/>
         </w:rPr>
-        <w:t>: These documents identify the priority theme, emerging issue, Secretary-General reports, panels, Bureau and day-by-day session structure. When the organization of work appears, extract the current draft-proposal and speaker-list deadlines rather than relying on a previous session’s dates.</w:t>
+        <w:t>: These documents identify the priority theme, emerging issue, Secretary-General reports, panels, Bureau and day-by-day session structure. Use them to name the exact file when contacting your country’s Permanent Mission in New York.</w:t>
       </w:r>
     </w:p>
     <w:p>
@@ -957,7 +882,7 @@
         </w:rPr>
         <w:t xml:space="preserve">Early January · odd years — </w:t>
       </w:r>
-      <w:hyperlink r:id="rId10">
+      <w:hyperlink r:id="rId9">
         <w:r>
           <w:rPr>
             <w:rFonts w:ascii="Times New Roman" w:hAnsi="Times New Roman" w:eastAsia="Times New Roman"/>
@@ -1057,7 +982,7 @@
         </w:rPr>
         <w:t xml:space="preserve">During the session — </w:t>
       </w:r>
-      <w:hyperlink r:id="rId9">
+      <w:hyperlink r:id="rId10">
         <w:r>
           <w:rPr>
             <w:rFonts w:ascii="Times New Roman" w:hAnsi="Times New Roman" w:eastAsia="Times New Roman"/>
@@ -1310,7 +1235,7 @@
       <w:pPr>
         <w:pStyle w:val="ListBullet"/>
       </w:pPr>
-      <w:hyperlink r:id="rId9">
+      <w:hyperlink r:id="rId10">
         <w:r>
           <w:rPr>
             <w:rFonts w:ascii="Times New Roman" w:hAnsi="Times New Roman" w:eastAsia="Times New Roman"/>
@@ -1342,7 +1267,7 @@
       <w:pPr>
         <w:pStyle w:val="ListBullet"/>
       </w:pPr>
-      <w:hyperlink r:id="rId10">
+      <w:hyperlink r:id="rId9">
         <w:r>
           <w:rPr>
             <w:rFonts w:ascii="Times New Roman" w:hAnsi="Times New Roman" w:eastAsia="Times New Roman"/>
